--- a/backend/data/templates/professional_classic.docx
+++ b/backend/data/templates/professional_classic.docx
@@ -4,33 +4,532 @@
   <w:body>
     <w:p>
       <w:pPr>
-        <w:pStyle w:val="Title"/>
+        <w:spacing w:before="0" w:after="80"/>
         <w:jc w:val="center"/>
       </w:pPr>
       <w:r>
         <w:rPr>
+          <w:rFonts w:ascii="Calibri" w:hAnsi="Calibri"/>
+          <w:b/>
           <w:color w:val="1A1A2E"/>
           <w:sz w:val="44"/>
         </w:rPr>
-        <w:t>Professional Classic Resume</w:t>
+        <w:t>JOHN SMITH</w:t>
       </w:r>
     </w:p>
     <w:p>
       <w:pPr>
+        <w:spacing w:before="0" w:after="120"/>
         <w:jc w:val="center"/>
       </w:pPr>
       <w:r>
         <w:rPr>
-          <w:color w:val="444444"/>
-          <w:sz w:val="16"/>
+          <w:rFonts w:ascii="Calibri" w:hAnsi="Calibri"/>
+          <w:color w:val="555555"/>
+          <w:sz w:val="18"/>
         </w:rPr>
-        <w:t>━━━━━━━━━━━━━━━━━━━━━━━━━━━━━━━━━━━━━━━━━━━━━━━━━━━━━━━━━━━━</w:t>
+        <w:t>john.smith@email.com  |  +1 (555) 123-4567  |  linkedin.com/in/johnsmith  |  New York, NY</w:t>
       </w:r>
     </w:p>
-    <w:p/>
     <w:p>
+      <w:pPr>
+        <w:pBdr>
+          <w:bottom w:val="single" w:sz="8" w:space="1" w:color="1a1a2e"/>
+        </w:pBdr>
+        <w:spacing w:before="40" w:after="80"/>
+      </w:pPr>
+    </w:p>
+    <w:p>
+      <w:pPr>
+        <w:spacing w:before="200" w:after="60"/>
+      </w:pPr>
       <w:r>
-        <w:t>{{ RESUME_CONTENT }}</w:t>
+        <w:rPr>
+          <w:rFonts w:ascii="Calibri" w:hAnsi="Calibri"/>
+          <w:b/>
+          <w:color w:val="1A1A2E"/>
+          <w:sz w:val="24"/>
+        </w:rPr>
+        <w:t>SUMMARY</w:t>
+      </w:r>
+    </w:p>
+    <w:p>
+      <w:pPr>
+        <w:pBdr>
+          <w:bottom w:val="single" w:sz="4" w:space="1" w:color="cccccc"/>
+        </w:pBdr>
+        <w:spacing w:before="40" w:after="80"/>
+      </w:pPr>
+    </w:p>
+    <w:p>
+      <w:pPr>
+        <w:spacing w:before="20" w:after="20" w:line="280" w:lineRule="exact"/>
+      </w:pPr>
+      <w:r>
+        <w:rPr>
+          <w:rFonts w:ascii="Calibri" w:hAnsi="Calibri"/>
+          <w:color w:val="333333"/>
+          <w:sz w:val="21"/>
+        </w:rPr>
+        <w:t>Results-driven software engineer with 5+ years of experience in full-stack development.</w:t>
+      </w:r>
+    </w:p>
+    <w:p>
+      <w:pPr>
+        <w:spacing w:before="20" w:after="20" w:line="280" w:lineRule="exact"/>
+      </w:pPr>
+      <w:r>
+        <w:rPr>
+          <w:rFonts w:ascii="Calibri" w:hAnsi="Calibri"/>
+          <w:color w:val="333333"/>
+          <w:sz w:val="21"/>
+        </w:rPr>
+        <w:t>Passionate about building scalable applications and mentoring junior developers.</w:t>
+      </w:r>
+    </w:p>
+    <w:p>
+      <w:pPr>
+        <w:spacing w:before="200" w:after="60"/>
+      </w:pPr>
+      <w:r>
+        <w:rPr>
+          <w:rFonts w:ascii="Calibri" w:hAnsi="Calibri"/>
+          <w:b/>
+          <w:color w:val="1A1A2E"/>
+          <w:sz w:val="24"/>
+        </w:rPr>
+        <w:t>EXPERIENCE</w:t>
+      </w:r>
+    </w:p>
+    <w:p>
+      <w:pPr>
+        <w:pBdr>
+          <w:bottom w:val="single" w:sz="4" w:space="1" w:color="cccccc"/>
+        </w:pBdr>
+        <w:spacing w:before="40" w:after="80"/>
+      </w:pPr>
+    </w:p>
+    <w:p>
+      <w:pPr>
+        <w:spacing w:before="20" w:after="20" w:line="280" w:lineRule="exact"/>
+      </w:pPr>
+      <w:r>
+        <w:rPr>
+          <w:rFonts w:ascii="Calibri" w:hAnsi="Calibri"/>
+          <w:b/>
+          <w:color w:val="2A2A2A"/>
+          <w:sz w:val="22"/>
+        </w:rPr>
+        <w:t>Senior Software Engineer — TechCorp Inc. (2021 – Present)</w:t>
+      </w:r>
+    </w:p>
+    <w:p>
+      <w:pPr>
+        <w:spacing w:before="20" w:after="20" w:line="280" w:lineRule="exact"/>
+        <w:ind w:left="432" w:hanging="216"/>
+      </w:pPr>
+      <w:r>
+        <w:rPr>
+          <w:rFonts w:ascii="Calibri" w:hAnsi="Calibri"/>
+          <w:color w:val="333333"/>
+          <w:sz w:val="21"/>
+        </w:rPr>
+        <w:t>•  Led a team of 6 engineers to deliver a microservices platform serving 2M+ users</w:t>
+      </w:r>
+    </w:p>
+    <w:p>
+      <w:pPr>
+        <w:spacing w:before="20" w:after="20" w:line="280" w:lineRule="exact"/>
+        <w:ind w:left="432" w:hanging="216"/>
+      </w:pPr>
+      <w:r>
+        <w:rPr>
+          <w:rFonts w:ascii="Calibri" w:hAnsi="Calibri"/>
+          <w:color w:val="333333"/>
+          <w:sz w:val="21"/>
+        </w:rPr>
+        <w:t>•  Redesigned the authentication system, reducing login failures by 40%</w:t>
+      </w:r>
+    </w:p>
+    <w:p>
+      <w:pPr>
+        <w:spacing w:before="20" w:after="20" w:line="280" w:lineRule="exact"/>
+        <w:ind w:left="432" w:hanging="216"/>
+      </w:pPr>
+      <w:r>
+        <w:rPr>
+          <w:rFonts w:ascii="Calibri" w:hAnsi="Calibri"/>
+          <w:color w:val="333333"/>
+          <w:sz w:val="21"/>
+        </w:rPr>
+        <w:t>•  Implemented CI/CD pipelines that cut deployment time from 2 hours to 15 minutes</w:t>
+      </w:r>
+    </w:p>
+    <w:p>
+      <w:pPr>
+        <w:spacing w:before="0" w:after="40"/>
+      </w:pPr>
+    </w:p>
+    <w:p>
+      <w:pPr>
+        <w:spacing w:before="20" w:after="20" w:line="280" w:lineRule="exact"/>
+      </w:pPr>
+      <w:r>
+        <w:rPr>
+          <w:rFonts w:ascii="Calibri" w:hAnsi="Calibri"/>
+          <w:b/>
+          <w:color w:val="2A2A2A"/>
+          <w:sz w:val="22"/>
+        </w:rPr>
+        <w:t>Software Engineer — StartupXYZ (2019 – 2021)</w:t>
+      </w:r>
+    </w:p>
+    <w:p>
+      <w:pPr>
+        <w:spacing w:before="20" w:after="20" w:line="280" w:lineRule="exact"/>
+        <w:ind w:left="432" w:hanging="216"/>
+      </w:pPr>
+      <w:r>
+        <w:rPr>
+          <w:rFonts w:ascii="Calibri" w:hAnsi="Calibri"/>
+          <w:color w:val="333333"/>
+          <w:sz w:val="21"/>
+        </w:rPr>
+        <w:t>•  Built RESTful APIs using Python/FastAPI handling 10K+ requests per second</w:t>
+      </w:r>
+    </w:p>
+    <w:p>
+      <w:pPr>
+        <w:spacing w:before="20" w:after="20" w:line="280" w:lineRule="exact"/>
+        <w:ind w:left="432" w:hanging="216"/>
+      </w:pPr>
+      <w:r>
+        <w:rPr>
+          <w:rFonts w:ascii="Calibri" w:hAnsi="Calibri"/>
+          <w:color w:val="333333"/>
+          <w:sz w:val="21"/>
+        </w:rPr>
+        <w:t>•  Developed React-based dashboard used by 500+ enterprise clients</w:t>
+      </w:r>
+    </w:p>
+    <w:p>
+      <w:pPr>
+        <w:spacing w:before="20" w:after="20" w:line="280" w:lineRule="exact"/>
+        <w:ind w:left="432" w:hanging="216"/>
+      </w:pPr>
+      <w:r>
+        <w:rPr>
+          <w:rFonts w:ascii="Calibri" w:hAnsi="Calibri"/>
+          <w:color w:val="333333"/>
+          <w:sz w:val="21"/>
+        </w:rPr>
+        <w:t>•  Reduced database query times by 60% through query optimization and indexing</w:t>
+      </w:r>
+    </w:p>
+    <w:p>
+      <w:pPr>
+        <w:spacing w:before="200" w:after="60"/>
+      </w:pPr>
+      <w:r>
+        <w:rPr>
+          <w:rFonts w:ascii="Calibri" w:hAnsi="Calibri"/>
+          <w:b/>
+          <w:color w:val="1A1A2E"/>
+          <w:sz w:val="24"/>
+        </w:rPr>
+        <w:t>EDUCATION</w:t>
+      </w:r>
+    </w:p>
+    <w:p>
+      <w:pPr>
+        <w:pBdr>
+          <w:bottom w:val="single" w:sz="4" w:space="1" w:color="cccccc"/>
+        </w:pBdr>
+        <w:spacing w:before="40" w:after="80"/>
+      </w:pPr>
+    </w:p>
+    <w:p>
+      <w:pPr>
+        <w:spacing w:before="20" w:after="20" w:line="280" w:lineRule="exact"/>
+      </w:pPr>
+      <w:r>
+        <w:rPr>
+          <w:rFonts w:ascii="Calibri" w:hAnsi="Calibri"/>
+          <w:b/>
+          <w:color w:val="2A2A2A"/>
+          <w:sz w:val="22"/>
+        </w:rPr>
+        <w:t>Master of Science in Computer Science — Stanford University (2019)</w:t>
+      </w:r>
+    </w:p>
+    <w:p>
+      <w:pPr>
+        <w:spacing w:before="20" w:after="20" w:line="280" w:lineRule="exact"/>
+      </w:pPr>
+      <w:r>
+        <w:rPr>
+          <w:rFonts w:ascii="Calibri" w:hAnsi="Calibri"/>
+          <w:b/>
+          <w:color w:val="2A2A2A"/>
+          <w:sz w:val="22"/>
+        </w:rPr>
+        <w:t>Bachelor of Science in Computer Science — UC Berkeley (2017)</w:t>
+      </w:r>
+    </w:p>
+    <w:p>
+      <w:pPr>
+        <w:spacing w:before="200" w:after="60"/>
+      </w:pPr>
+      <w:r>
+        <w:rPr>
+          <w:rFonts w:ascii="Calibri" w:hAnsi="Calibri"/>
+          <w:b/>
+          <w:color w:val="1A1A2E"/>
+          <w:sz w:val="24"/>
+        </w:rPr>
+        <w:t>SKILLS</w:t>
+      </w:r>
+    </w:p>
+    <w:p>
+      <w:pPr>
+        <w:pBdr>
+          <w:bottom w:val="single" w:sz="4" w:space="1" w:color="cccccc"/>
+        </w:pBdr>
+        <w:spacing w:before="40" w:after="80"/>
+      </w:pPr>
+    </w:p>
+    <w:p>
+      <w:pPr>
+        <w:spacing w:before="20" w:after="20" w:line="280" w:lineRule="exact"/>
+        <w:ind w:left="432" w:hanging="216"/>
+      </w:pPr>
+      <w:r>
+        <w:rPr>
+          <w:rFonts w:ascii="Calibri" w:hAnsi="Calibri"/>
+          <w:color w:val="333333"/>
+          <w:sz w:val="21"/>
+        </w:rPr>
+        <w:t>•  Python, JavaScript, TypeScript, Go</w:t>
+      </w:r>
+    </w:p>
+    <w:p>
+      <w:pPr>
+        <w:spacing w:before="20" w:after="20" w:line="280" w:lineRule="exact"/>
+        <w:ind w:left="432" w:hanging="216"/>
+      </w:pPr>
+      <w:r>
+        <w:rPr>
+          <w:rFonts w:ascii="Calibri" w:hAnsi="Calibri"/>
+          <w:color w:val="333333"/>
+          <w:sz w:val="21"/>
+        </w:rPr>
+        <w:t>•  React, Next.js, FastAPI, Django</w:t>
+      </w:r>
+    </w:p>
+    <w:p>
+      <w:pPr>
+        <w:spacing w:before="20" w:after="20" w:line="280" w:lineRule="exact"/>
+        <w:ind w:left="432" w:hanging="216"/>
+      </w:pPr>
+      <w:r>
+        <w:rPr>
+          <w:rFonts w:ascii="Calibri" w:hAnsi="Calibri"/>
+          <w:color w:val="333333"/>
+          <w:sz w:val="21"/>
+        </w:rPr>
+        <w:t>•  PostgreSQL, Redis, MongoDB</w:t>
+      </w:r>
+    </w:p>
+    <w:p>
+      <w:pPr>
+        <w:spacing w:before="20" w:after="20" w:line="280" w:lineRule="exact"/>
+        <w:ind w:left="432" w:hanging="216"/>
+      </w:pPr>
+      <w:r>
+        <w:rPr>
+          <w:rFonts w:ascii="Calibri" w:hAnsi="Calibri"/>
+          <w:color w:val="333333"/>
+          <w:sz w:val="21"/>
+        </w:rPr>
+        <w:t>•  AWS, Docker, Kubernetes, CI/CD</w:t>
+      </w:r>
+    </w:p>
+    <w:p>
+      <w:pPr>
+        <w:spacing w:before="20" w:after="20" w:line="280" w:lineRule="exact"/>
+        <w:ind w:left="432" w:hanging="216"/>
+      </w:pPr>
+      <w:r>
+        <w:rPr>
+          <w:rFonts w:ascii="Calibri" w:hAnsi="Calibri"/>
+          <w:color w:val="333333"/>
+          <w:sz w:val="21"/>
+        </w:rPr>
+        <w:t>•  System Design, Agile/Scrum</w:t>
+      </w:r>
+    </w:p>
+    <w:p>
+      <w:pPr>
+        <w:spacing w:before="200" w:after="60"/>
+      </w:pPr>
+      <w:r>
+        <w:rPr>
+          <w:rFonts w:ascii="Calibri" w:hAnsi="Calibri"/>
+          <w:b/>
+          <w:color w:val="1A1A2E"/>
+          <w:sz w:val="24"/>
+        </w:rPr>
+        <w:t>CERTIFICATIONS</w:t>
+      </w:r>
+    </w:p>
+    <w:p>
+      <w:pPr>
+        <w:pBdr>
+          <w:bottom w:val="single" w:sz="4" w:space="1" w:color="cccccc"/>
+        </w:pBdr>
+        <w:spacing w:before="40" w:after="80"/>
+      </w:pPr>
+    </w:p>
+    <w:p>
+      <w:pPr>
+        <w:spacing w:before="20" w:after="20" w:line="280" w:lineRule="exact"/>
+        <w:ind w:left="432" w:hanging="216"/>
+      </w:pPr>
+      <w:r>
+        <w:rPr>
+          <w:rFonts w:ascii="Calibri" w:hAnsi="Calibri"/>
+          <w:color w:val="333333"/>
+          <w:sz w:val="21"/>
+        </w:rPr>
+        <w:t>•  AWS Solutions Architect – Professional</w:t>
+      </w:r>
+    </w:p>
+    <w:p>
+      <w:pPr>
+        <w:spacing w:before="20" w:after="20" w:line="280" w:lineRule="exact"/>
+        <w:ind w:left="432" w:hanging="216"/>
+      </w:pPr>
+      <w:r>
+        <w:rPr>
+          <w:rFonts w:ascii="Calibri" w:hAnsi="Calibri"/>
+          <w:color w:val="333333"/>
+          <w:sz w:val="21"/>
+        </w:rPr>
+        <w:t>•  Google Cloud Professional Data Engineer</w:t>
+      </w:r>
+    </w:p>
+    <w:p>
+      <w:pPr>
+        <w:spacing w:before="200" w:after="60"/>
+      </w:pPr>
+      <w:r>
+        <w:rPr>
+          <w:rFonts w:ascii="Calibri" w:hAnsi="Calibri"/>
+          <w:b/>
+          <w:color w:val="1A1A2E"/>
+          <w:sz w:val="24"/>
+        </w:rPr>
+        <w:t>PROJECTS</w:t>
+      </w:r>
+    </w:p>
+    <w:p>
+      <w:pPr>
+        <w:pBdr>
+          <w:bottom w:val="single" w:sz="4" w:space="1" w:color="cccccc"/>
+        </w:pBdr>
+        <w:spacing w:before="40" w:after="80"/>
+      </w:pPr>
+    </w:p>
+    <w:p>
+      <w:pPr>
+        <w:spacing w:before="20" w:after="20" w:line="280" w:lineRule="exact"/>
+      </w:pPr>
+      <w:r>
+        <w:rPr>
+          <w:rFonts w:ascii="Calibri" w:hAnsi="Calibri"/>
+          <w:b/>
+          <w:color w:val="2A2A2A"/>
+          <w:sz w:val="22"/>
+        </w:rPr>
+        <w:t>Open-Source Resume Builder (2022)</w:t>
+      </w:r>
+    </w:p>
+    <w:p>
+      <w:pPr>
+        <w:spacing w:before="20" w:after="20" w:line="280" w:lineRule="exact"/>
+        <w:ind w:left="432" w:hanging="216"/>
+      </w:pPr>
+      <w:r>
+        <w:rPr>
+          <w:rFonts w:ascii="Calibri" w:hAnsi="Calibri"/>
+          <w:color w:val="333333"/>
+          <w:sz w:val="21"/>
+        </w:rPr>
+        <w:t>•  Built a tool that generates ATS-friendly resumes from YAML input</w:t>
+      </w:r>
+    </w:p>
+    <w:p>
+      <w:pPr>
+        <w:spacing w:before="20" w:after="20" w:line="280" w:lineRule="exact"/>
+        <w:ind w:left="432" w:hanging="216"/>
+      </w:pPr>
+      <w:r>
+        <w:rPr>
+          <w:rFonts w:ascii="Calibri" w:hAnsi="Calibri"/>
+          <w:color w:val="333333"/>
+          <w:sz w:val="21"/>
+        </w:rPr>
+        <w:t>•  500+ GitHub stars, 50+ contributors</w:t>
+      </w:r>
+    </w:p>
+    <w:p>
+      <w:pPr>
+        <w:spacing w:before="200" w:after="60"/>
+      </w:pPr>
+      <w:r>
+        <w:rPr>
+          <w:rFonts w:ascii="Calibri" w:hAnsi="Calibri"/>
+          <w:b/>
+          <w:color w:val="1A1A2E"/>
+          <w:sz w:val="24"/>
+        </w:rPr>
+        <w:t>LANGUAGES</w:t>
+      </w:r>
+    </w:p>
+    <w:p>
+      <w:pPr>
+        <w:pBdr>
+          <w:bottom w:val="single" w:sz="4" w:space="1" w:color="cccccc"/>
+        </w:pBdr>
+        <w:spacing w:before="40" w:after="80"/>
+      </w:pPr>
+    </w:p>
+    <w:p>
+      <w:pPr>
+        <w:spacing w:before="20" w:after="20" w:line="280" w:lineRule="exact"/>
+        <w:ind w:left="432" w:hanging="216"/>
+      </w:pPr>
+      <w:r>
+        <w:rPr>
+          <w:rFonts w:ascii="Calibri" w:hAnsi="Calibri"/>
+          <w:color w:val="333333"/>
+          <w:sz w:val="21"/>
+        </w:rPr>
+        <w:t>•  English (Native)</w:t>
+      </w:r>
+    </w:p>
+    <w:p>
+      <w:pPr>
+        <w:spacing w:before="20" w:after="20" w:line="280" w:lineRule="exact"/>
+        <w:ind w:left="432" w:hanging="216"/>
+      </w:pPr>
+      <w:r>
+        <w:rPr>
+          <w:rFonts w:ascii="Calibri" w:hAnsi="Calibri"/>
+          <w:color w:val="333333"/>
+          <w:sz w:val="21"/>
+        </w:rPr>
+        <w:t>•  Mandarin Chinese (Fluent)</w:t>
       </w:r>
     </w:p>
     <w:sectPr>
@@ -406,10 +905,13 @@
     <w:name w:val="Normal"/>
     <w:qFormat/>
     <w:rsid w:val="00FC693F"/>
+    <w:pPr>
+      <w:spacing w:after="40"/>
+    </w:pPr>
     <w:rPr>
       <w:rFonts w:ascii="Calibri" w:hAnsi="Calibri"/>
       <w:color w:val="333333"/>
-      <w:sz w:val="22"/>
+      <w:sz w:val="21"/>
     </w:rPr>
   </w:style>
   <w:style w:type="paragraph" w:styleId="Header">
